--- a/docs/exports/08_Presentation_Outline.docx
+++ b/docs/exports/08_Presentation_Outline.docx
@@ -171,38 +171,6 @@
                 <w:bCs/>
                 <w:sz w:val="17"/>
               </w:rPr>
-              <w:t xml:space="preserve">Guide</w:t>
-            </w:r>
-          </w:p>
-        </w:tc>
-        <w:tc>
-          <w:tcPr/>
-          <w:p>
-            <w:pPr>
-              <w:pStyle w:val="Compact"/>
-            </w:pPr>
-            <w:r>
-              <w:rPr>
-                <w:sz w:val="17"/>
-              </w:rPr>
-              <w:t xml:space="preserve">Dr. Asesh Kumar Tripathy</w:t>
-            </w:r>
-          </w:p>
-        </w:tc>
-      </w:tr>
-      <w:tr>
-        <w:tc>
-          <w:tcPr/>
-          <w:p>
-            <w:pPr>
-              <w:pStyle w:val="Compact"/>
-            </w:pPr>
-            <w:r>
-              <w:rPr>
-                <w:b/>
-                <w:bCs/>
-                <w:sz w:val="17"/>
-              </w:rPr>
               <w:t xml:space="preserve">Institution</w:t>
             </w:r>
           </w:p>
@@ -281,7 +249,7 @@
               <w:rPr>
                 <w:sz w:val="17"/>
               </w:rPr>
-              <w:t xml:space="preserve">24-Oct-2026 (IST)</w:t>
+              <w:t xml:space="preserve">26-Oct-2026 (IST)</w:t>
             </w:r>
           </w:p>
         </w:tc>
@@ -1274,7 +1242,7 @@
         </w:numPr>
       </w:pPr>
       <w:r>
-        <w:t xml:space="preserve">Guide: Dr. Asesh Kumar Tripathy | KL University | AY 2026-27</w:t>
+        <w:t xml:space="preserve">KL University | AY 2026-27</w:t>
       </w:r>
     </w:p>
     <w:p>
@@ -2721,18 +2689,6 @@
       </w:pPr>
       <w:r>
         <w:t xml:space="preserve">Devi Priya, Priyanka, Akshay and Bhaskar</w:t>
-      </w:r>
-    </w:p>
-    <w:p>
-      <w:pPr>
-        <w:pStyle w:val="Compact"/>
-        <w:numPr>
-          <w:ilvl w:val="0"/>
-          <w:numId w:val="1019"/>
-        </w:numPr>
-      </w:pPr>
-      <w:r>
-        <w:t xml:space="preserve">Guide: Dr. Asesh Kumar Tripathy</w:t>
       </w:r>
     </w:p>
     <w:p>

--- a/docs/exports/08_Presentation_Outline.docx
+++ b/docs/exports/08_Presentation_Outline.docx
@@ -2524,7 +2524,7 @@
         </w:numPr>
       </w:pPr>
       <w:r>
-        <w:t xml:space="preserve">Docker Compose written but never run (Docker not installed)</w:t>
+        <w:t xml:space="preserve">Docker Compose tested on GitHub Actions, not on our own machines</w:t>
       </w:r>
     </w:p>
     <w:p>
